--- a/Documentos/ProyectoPersonalSeguridad.docx
+++ b/Documentos/ProyectoPersonalSeguridad.docx
@@ -4503,6 +4503,48 @@
           <w:lang w:eastAsia="es-MX"/>
         </w:rPr>
         <w:t> </w:t>
+      </w:r>
+    </w:p>
+    <w:p/>
+    <w:p>
+      <w:r>
+        <w:t>Política de Infraestructura: Proyecto Supabase Dedicado (Aislamiento de RECI)</w:t>
+      </w:r>
+    </w:p>
+    <w:p>
+      <w:r>
+        <w:t>Regla obligatoria: Centinela utilizará un proyecto Supabase completamente nuevo e independiente del proyecto RECI. Nunca compartir el mismo project ref, base de datos, Storage bucket ni claves API entre ambos sistemas.</w:t>
+      </w:r>
+    </w:p>
+    <w:p>
+      <w:r>
+        <w:t>Nombre sugerido del proyecto en Supabase: centinela-mvp (o centinela-pilot).</w:t>
+      </w:r>
+    </w:p>
+    <w:p>
+      <w:r>
+        <w:t>Variables de entorno separadas: CENTINELA_SUPABASE_URL y CENTINELA_SUPABASE_ANON_KEY. No reutilizar archivos .env del proyecto RECI.</w:t>
+      </w:r>
+    </w:p>
+    <w:p>
+      <w:r>
+        <w:t>Organización: si ambos proyectos viven en la misma cuenta de Supabase, usar carpetas/proyectos distintos en el dashboard; los cambios de esquema, RLS o Edge Functions de Centinela nunca deben ejecutarse contra la instancia de RECI.</w:t>
+      </w:r>
+    </w:p>
+    <w:p/>
+    <w:p>
+      <w:r>
+        <w:t>Estrategia de Despliegue por Plataforma (Decisión v1.0)</w:t>
+      </w:r>
+    </w:p>
+    <w:p>
+      <w:r>
+        <w:t>Piloto principal: Android (APK/AAB vía Google Play Console o distribución interna).</w:t>
+      </w:r>
+    </w:p>
+    <w:p>
+      <w:r>
+        <w:t>Validación secundaria: iOS mediante build Flutter en dispositivo de prueba (TestFlight opcional en fase Beta). Flutter compila ambas plataformas desde el mismo código; el piloto Alfa en Jipijapa prioriza Android por alcance y facilidad de distribución comunitaria.</w:t>
       </w:r>
     </w:p>
     <w:p/>
